--- a/Karify-ProyectoTesis.docx
+++ b/Karify-ProyectoTesis.docx
@@ -906,7 +906,7 @@
               </wp:anchor>
             </w:drawing>
           </mc:Choice>
-          <mc:Fallback xmlns:w16sdtfl="http://schemas.microsoft.com/office/word/2024/wordml/sdtformatlock" xmlns:w16du="http://schemas.microsoft.com/office/word/2023/wordml/word16du">
+          <mc:Fallback xmlns:w16du="http://schemas.microsoft.com/office/word/2023/wordml/word16du" xmlns:w16sdtfl="http://schemas.microsoft.com/office/word/2024/wordml/sdtformatlock">
             <w:pict>
               <v:line w14:anchorId="24F6CE65" id="Conector recto 13" o:spid="_x0000_s1026" style="position:absolute;z-index:251665408;visibility:visible;mso-wrap-style:square;mso-wrap-distance-left:9pt;mso-wrap-distance-top:0;mso-wrap-distance-right:9pt;mso-wrap-distance-bottom:0;mso-position-horizontal:absolute;mso-position-horizontal-relative:text;mso-position-vertical:absolute;mso-position-vertical-relative:text" from="247.95pt,30.45pt" to="446.55pt,30.45pt" o:gfxdata="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" strokecolor="black [3200]">
                 <v:stroke joinstyle="miter"/>
@@ -973,7 +973,7 @@
               </wp:anchor>
             </w:drawing>
           </mc:Choice>
-          <mc:Fallback xmlns:w16sdtfl="http://schemas.microsoft.com/office/word/2024/wordml/sdtformatlock" xmlns:w16du="http://schemas.microsoft.com/office/word/2023/wordml/word16du">
+          <mc:Fallback xmlns:w16du="http://schemas.microsoft.com/office/word/2023/wordml/word16du" xmlns:w16sdtfl="http://schemas.microsoft.com/office/word/2024/wordml/sdtformatlock">
             <w:pict>
               <v:line w14:anchorId="605C358E" id="Conector recto 11" o:spid="_x0000_s1026" style="position:absolute;z-index:251663360;visibility:visible;mso-wrap-style:square;mso-wrap-distance-left:9pt;mso-wrap-distance-top:0;mso-wrap-distance-right:9pt;mso-wrap-distance-bottom:0;mso-position-horizontal:absolute;mso-position-horizontal-relative:text;mso-position-vertical:absolute;mso-position-vertical-relative:text" from="-28.05pt,29.9pt" to="170.55pt,29.9pt" o:gfxdata="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" strokecolor="black [3200]">
                 <v:stroke joinstyle="miter"/>
@@ -1200,7 +1200,7 @@
               </wp:anchor>
             </w:drawing>
           </mc:Choice>
-          <mc:Fallback xmlns:w16sdtfl="http://schemas.microsoft.com/office/word/2024/wordml/sdtformatlock" xmlns:w16du="http://schemas.microsoft.com/office/word/2023/wordml/word16du">
+          <mc:Fallback xmlns:w16du="http://schemas.microsoft.com/office/word/2023/wordml/word16du" xmlns:w16sdtfl="http://schemas.microsoft.com/office/word/2024/wordml/sdtformatlock">
             <w:pict>
               <v:line w14:anchorId="5F2F40DF" id="Conector recto 14" o:spid="_x0000_s1026" style="position:absolute;z-index:251666432;visibility:visible;mso-wrap-style:square;mso-width-percent:0;mso-height-percent:0;mso-wrap-distance-left:9pt;mso-wrap-distance-top:0;mso-wrap-distance-right:9pt;mso-wrap-distance-bottom:0;mso-position-horizontal:absolute;mso-position-horizontal-relative:text;mso-position-vertical:absolute;mso-position-vertical-relative:text;mso-width-percent:0;mso-height-percent:0;mso-width-relative:margin;mso-height-relative:margin" from="-21.45pt,20.75pt" to="177.15pt,20.75pt" o:gfxdata="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" strokecolor="black [3200]">
                 <v:stroke joinstyle="miter"/>
@@ -1267,7 +1267,7 @@
               </wp:anchor>
             </w:drawing>
           </mc:Choice>
-          <mc:Fallback xmlns:w16sdtfl="http://schemas.microsoft.com/office/word/2024/wordml/sdtformatlock" xmlns:w16du="http://schemas.microsoft.com/office/word/2023/wordml/word16du">
+          <mc:Fallback xmlns:w16du="http://schemas.microsoft.com/office/word/2023/wordml/word16du" xmlns:w16sdtfl="http://schemas.microsoft.com/office/word/2024/wordml/sdtformatlock">
             <w:pict>
               <v:line w14:anchorId="47A4014A" id="Conector recto 12" o:spid="_x0000_s1026" style="position:absolute;z-index:251664384;visibility:visible;mso-wrap-style:square;mso-wrap-distance-left:9pt;mso-wrap-distance-top:0;mso-wrap-distance-right:9pt;mso-wrap-distance-bottom:0;mso-position-horizontal:absolute;mso-position-horizontal-relative:text;mso-position-vertical:absolute;mso-position-vertical-relative:text" from="247.35pt,21.35pt" to="445.95pt,21.35pt" o:gfxdata="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" strokecolor="black [3200]">
                 <v:stroke joinstyle="miter"/>
@@ -10456,7 +10456,7 @@
           <w:noProof/>
         </w:rPr>
         <w:drawing>
-          <wp:inline distT="0" distB="0" distL="0" distR="0" wp14:anchorId="7E243CED" wp14:editId="09B6576A">
+          <wp:inline distT="0" distB="0" distL="0" distR="0" wp14:anchorId="7E243CED" wp14:editId="6EAFB861">
             <wp:extent cx="4593590" cy="2635250"/>
             <wp:effectExtent l="0" t="0" r="0" b="0"/>
             <wp:docPr id="270919101" name="Imagen 6"/>
@@ -11467,13 +11467,7 @@
         <w:rPr>
           <w:rFonts w:ascii="Times New Roman" w:hAnsi="Times New Roman" w:cs="Times New Roman"/>
         </w:rPr>
-        <w:t xml:space="preserve">: Biblioteca de clases </w:t>
-      </w:r>
-      <w:r>
-        <w:rPr>
-          <w:rFonts w:ascii="Times New Roman" w:hAnsi="Times New Roman" w:cs="Times New Roman"/>
-        </w:rPr>
-        <w:t>que i</w:t>
+        <w:t>: Biblioteca de clases que i</w:t>
       </w:r>
       <w:r>
         <w:rPr>
@@ -11494,21 +11488,7 @@
           <w:rFonts w:ascii="Times New Roman" w:hAnsi="Times New Roman" w:cs="Times New Roman"/>
           <w:lang w:val="es-ES"/>
         </w:rPr>
-        <w:t>repositorios y utilidades de acceso a datos</w:t>
-      </w:r>
-      <w:r>
-        <w:rPr>
-          <w:rFonts w:ascii="Times New Roman" w:hAnsi="Times New Roman" w:cs="Times New Roman"/>
-          <w:lang w:val="es-ES"/>
-        </w:rPr>
-        <w:t xml:space="preserve">. </w:t>
-      </w:r>
-      <w:r>
-        <w:rPr>
-          <w:rFonts w:ascii="Times New Roman" w:hAnsi="Times New Roman" w:cs="Times New Roman"/>
-          <w:lang w:val="es-ES"/>
-        </w:rPr>
-        <w:t>Responsable de consultas</w:t>
+        <w:t>repositorios y utilidades de acceso a datos. Responsable de consultas</w:t>
       </w:r>
       <w:r>
         <w:rPr>
@@ -13499,6 +13479,7 @@
       <w:r>
         <w:rPr>
           <w:rFonts w:ascii="Times New Roman" w:hAnsi="Times New Roman" w:cs="Times New Roman"/>
+          <w:noProof/>
         </w:rPr>
         <w:drawing>
           <wp:inline distT="0" distB="0" distL="0" distR="0" wp14:anchorId="03775B2C" wp14:editId="6607AF81">
@@ -13612,6 +13593,7 @@
       <w:r>
         <w:rPr>
           <w:rFonts w:ascii="Times New Roman" w:hAnsi="Times New Roman" w:cs="Times New Roman"/>
+          <w:noProof/>
         </w:rPr>
         <w:lastRenderedPageBreak/>
         <w:drawing>
@@ -13748,6 +13730,7 @@
       <w:r>
         <w:rPr>
           <w:rFonts w:ascii="Times New Roman" w:hAnsi="Times New Roman" w:cs="Times New Roman"/>
+          <w:noProof/>
         </w:rPr>
         <w:drawing>
           <wp:inline distT="0" distB="0" distL="0" distR="0" wp14:anchorId="6F042493" wp14:editId="02BF95E0">
@@ -13799,6 +13782,7 @@
       <w:r>
         <w:rPr>
           <w:rFonts w:ascii="Times New Roman" w:hAnsi="Times New Roman" w:cs="Times New Roman"/>
+          <w:noProof/>
         </w:rPr>
         <w:drawing>
           <wp:inline distT="0" distB="0" distL="0" distR="0" wp14:anchorId="34FC9715" wp14:editId="4A389820">
@@ -13936,6 +13920,7 @@
       <w:r>
         <w:rPr>
           <w:rFonts w:ascii="Times New Roman" w:hAnsi="Times New Roman" w:cs="Times New Roman"/>
+          <w:noProof/>
         </w:rPr>
         <w:drawing>
           <wp:inline distT="0" distB="0" distL="0" distR="0" wp14:anchorId="57727D5C" wp14:editId="57614D4B">
@@ -14038,7 +14023,21 @@
         <w:rPr>
           <w:rFonts w:ascii="Times New Roman" w:hAnsi="Times New Roman" w:cs="Times New Roman"/>
         </w:rPr>
-        <w:t>realizara el envió de</w:t>
+        <w:t xml:space="preserve">realizara </w:t>
+      </w:r>
+      <w:proofErr w:type="spellStart"/>
+      <w:r>
+        <w:rPr>
+          <w:rFonts w:ascii="Times New Roman" w:hAnsi="Times New Roman" w:cs="Times New Roman"/>
+        </w:rPr>
+        <w:t>el</w:t>
+      </w:r>
+      <w:proofErr w:type="spellEnd"/>
+      <w:r>
+        <w:rPr>
+          <w:rFonts w:ascii="Times New Roman" w:hAnsi="Times New Roman" w:cs="Times New Roman"/>
+        </w:rPr>
+        <w:t xml:space="preserve"> envió de</w:t>
       </w:r>
       <w:r>
         <w:rPr>
@@ -14173,6 +14172,7 @@
       <w:r>
         <w:rPr>
           <w:rFonts w:ascii="Times New Roman" w:hAnsi="Times New Roman" w:cs="Times New Roman"/>
+          <w:noProof/>
         </w:rPr>
         <w:drawing>
           <wp:inline distT="0" distB="0" distL="0" distR="0" wp14:anchorId="738014EE" wp14:editId="73104E5A">
@@ -14290,6 +14290,7 @@
       <w:r>
         <w:rPr>
           <w:rFonts w:ascii="Times New Roman" w:hAnsi="Times New Roman" w:cs="Times New Roman"/>
+          <w:noProof/>
         </w:rPr>
         <w:lastRenderedPageBreak/>
         <w:drawing>
@@ -14365,6 +14366,7 @@
       <w:r>
         <w:rPr>
           <w:rFonts w:ascii="Times New Roman" w:hAnsi="Times New Roman" w:cs="Times New Roman"/>
+          <w:noProof/>
         </w:rPr>
         <w:drawing>
           <wp:inline distT="0" distB="0" distL="0" distR="0" wp14:anchorId="2076B0CA" wp14:editId="0E0EF8D3">
@@ -14416,6 +14418,7 @@
       <w:r>
         <w:rPr>
           <w:rFonts w:ascii="Times New Roman" w:hAnsi="Times New Roman" w:cs="Times New Roman"/>
+          <w:noProof/>
         </w:rPr>
         <w:drawing>
           <wp:inline distT="0" distB="0" distL="0" distR="0" wp14:anchorId="46032E02" wp14:editId="6EBEED0F">
@@ -14497,6 +14500,7 @@
       <w:r>
         <w:rPr>
           <w:rFonts w:ascii="Times New Roman" w:hAnsi="Times New Roman" w:cs="Times New Roman"/>
+          <w:noProof/>
         </w:rPr>
         <w:lastRenderedPageBreak/>
         <w:drawing>
@@ -14549,6 +14553,7 @@
       <w:r>
         <w:rPr>
           <w:rFonts w:ascii="Times New Roman" w:hAnsi="Times New Roman" w:cs="Times New Roman"/>
+          <w:noProof/>
         </w:rPr>
         <w:drawing>
           <wp:inline distT="0" distB="0" distL="0" distR="0" wp14:anchorId="2CC7F6A5" wp14:editId="5710DF47">
@@ -14654,6 +14659,7 @@
       <w:r>
         <w:rPr>
           <w:rFonts w:ascii="Times New Roman" w:hAnsi="Times New Roman" w:cs="Times New Roman"/>
+          <w:noProof/>
         </w:rPr>
         <w:lastRenderedPageBreak/>
         <w:drawing>
@@ -14723,6 +14729,7 @@
       <w:r>
         <w:rPr>
           <w:rFonts w:ascii="Times New Roman" w:hAnsi="Times New Roman" w:cs="Times New Roman"/>
+          <w:noProof/>
         </w:rPr>
         <w:drawing>
           <wp:inline distT="0" distB="0" distL="0" distR="0" wp14:anchorId="13431ACD" wp14:editId="3CC0F08A">
@@ -17714,7 +17721,7 @@
           <v:shape id="_x0000_i1025" type="#_x0000_t75" style="width:77.45pt;height:50.2pt" o:ole="">
             <v:imagedata r:id="rId51" o:title=""/>
           </v:shape>
-          <o:OLEObject Type="Embed" ProgID="Package" ShapeID="_x0000_i1025" DrawAspect="Icon" ObjectID="_1844352947" r:id="rId52"/>
+          <o:OLEObject Type="Embed" ProgID="Package" ShapeID="_x0000_i1025" DrawAspect="Icon" ObjectID="_1844353397" r:id="rId52"/>
         </w:object>
       </w:r>
     </w:p>
@@ -18502,7 +18509,7 @@
           <v:shape id="_x0000_i1026" type="#_x0000_t75" style="width:77.45pt;height:50.2pt" o:ole="">
             <v:imagedata r:id="rId53" o:title=""/>
           </v:shape>
-          <o:OLEObject Type="Embed" ProgID="Excel.Sheet.12" ShapeID="_x0000_i1026" DrawAspect="Icon" ObjectID="_1844352948" r:id="rId54"/>
+          <o:OLEObject Type="Embed" ProgID="Excel.Sheet.12" ShapeID="_x0000_i1026" DrawAspect="Icon" ObjectID="_1844353398" r:id="rId54"/>
         </w:object>
       </w:r>
     </w:p>
@@ -18984,15 +18991,32 @@
         </w:rPr>
         <w:t xml:space="preserve">. </w:t>
       </w:r>
-      <w:hyperlink r:id="rId61" w:history="1">
-        <w:r>
-          <w:rPr>
-            <w:rStyle w:val="Hipervnculo"/>
-            <w:rFonts w:ascii="Times New Roman" w:hAnsi="Times New Roman" w:cs="Times New Roman"/>
-          </w:rPr>
-          <w:t>https://www.compilatio.net/es/studium</w:t>
-        </w:r>
-      </w:hyperlink>
+      <w:r>
+        <w:fldChar w:fldCharType="begin"/>
+      </w:r>
+      <w:r>
+        <w:rPr>
+          <w:lang w:val="en-US"/>
+        </w:rPr>
+        <w:instrText>HYPERLINK "https://www.compilatio.net/es/studium"</w:instrText>
+      </w:r>
+      <w:r>
+        <w:fldChar w:fldCharType="separate"/>
+      </w:r>
+      <w:r>
+        <w:rPr>
+          <w:rStyle w:val="Hipervnculo"/>
+          <w:rFonts w:ascii="Times New Roman" w:hAnsi="Times New Roman" w:cs="Times New Roman"/>
+        </w:rPr>
+        <w:t>https://www.compilatio.net/es/studium</w:t>
+      </w:r>
+      <w:r>
+        <w:rPr>
+          <w:rStyle w:val="Hipervnculo"/>
+          <w:rFonts w:ascii="Times New Roman" w:hAnsi="Times New Roman" w:cs="Times New Roman"/>
+        </w:rPr>
+        <w:fldChar w:fldCharType="end"/>
+      </w:r>
       <w:r>
         <w:rPr>
           <w:rFonts w:ascii="Times New Roman" w:hAnsi="Times New Roman" w:cs="Times New Roman"/>
@@ -19060,7 +19084,7 @@
         </w:rPr>
         <w:t xml:space="preserve">. (2024). Procesamiento de lenguaje natural (NLP). </w:t>
       </w:r>
-      <w:hyperlink r:id="rId62" w:history="1">
+      <w:hyperlink r:id="rId61" w:history="1">
         <w:r>
           <w:rPr>
             <w:rStyle w:val="Hipervnculo"/>
@@ -19100,7 +19124,7 @@
         </w:rPr>
         <w:t xml:space="preserve">Consejo Nacional de Ciencia, Tecnología e Innovación Tecnológica. (2025). Convocatoria proyectos de investigación aplicada 2025-02. </w:t>
       </w:r>
-      <w:hyperlink r:id="rId63" w:history="1">
+      <w:hyperlink r:id="rId62" w:history="1">
         <w:r>
           <w:rPr>
             <w:rStyle w:val="Hipervnculo"/>
@@ -19140,7 +19164,7 @@
         </w:rPr>
         <w:t xml:space="preserve">Dirección de Presupuestos de Chile. (2025). Aprovechamiento y transferencia de resultados de tesis. </w:t>
       </w:r>
-      <w:hyperlink r:id="rId64" w:history="1">
+      <w:hyperlink r:id="rId63" w:history="1">
         <w:r>
           <w:rPr>
             <w:rStyle w:val="Hipervnculo"/>
@@ -19180,7 +19204,7 @@
         </w:rPr>
         <w:t xml:space="preserve">ENIUN. (2024). Metodología Scrum para el desarrollo ágil de software. </w:t>
       </w:r>
-      <w:hyperlink r:id="rId65" w:history="1">
+      <w:hyperlink r:id="rId64" w:history="1">
         <w:r>
           <w:rPr>
             <w:rStyle w:val="Hipervnculo"/>
@@ -19220,7 +19244,7 @@
         </w:rPr>
         <w:t xml:space="preserve">Factores asociados al plagio académico desde la percepción de los estudiantes. (2024). Cuadernos de Investigación Educativa. </w:t>
       </w:r>
-      <w:hyperlink r:id="rId66" w:history="1">
+      <w:hyperlink r:id="rId65" w:history="1">
         <w:r>
           <w:rPr>
             <w:rStyle w:val="Hipervnculo"/>
@@ -19260,7 +19284,7 @@
         </w:rPr>
         <w:t xml:space="preserve">Gobierno del Perú. (2024). ¿Qué es la firma digital? </w:t>
       </w:r>
-      <w:hyperlink r:id="rId67" w:history="1">
+      <w:hyperlink r:id="rId66" w:history="1">
         <w:r>
           <w:rPr>
             <w:rStyle w:val="Hipervnculo"/>
@@ -19300,7 +19324,7 @@
         </w:rPr>
         <w:t xml:space="preserve">Hernández, J., &amp; Pérez, L. (2021). Automatización de los procesos de gestión de proyectos de investigación [Tesis de licenciatura]. </w:t>
       </w:r>
-      <w:hyperlink r:id="rId68" w:history="1">
+      <w:hyperlink r:id="rId67" w:history="1">
         <w:r>
           <w:rPr>
             <w:rStyle w:val="Hipervnculo"/>
@@ -19354,7 +19378,7 @@
         </w:rPr>
         <w:t xml:space="preserve">, G. F. E. (2020). Implementación de un sistema informático para la gestión de proyectos de investigación [Tesis de licenciatura, Universidad César Vallejo]. </w:t>
       </w:r>
-      <w:hyperlink r:id="rId69" w:history="1">
+      <w:hyperlink r:id="rId68" w:history="1">
         <w:r>
           <w:rPr>
             <w:rStyle w:val="Hipervnculo"/>
@@ -19408,7 +19432,7 @@
         </w:rPr>
         <w:t xml:space="preserve">Hurtado Aguilar, C. (2020). Sistema informático para la gestión y control de proyectos de investigación [Tesis de licenciatura, Universidad Peruana Los Andes]. </w:t>
       </w:r>
-      <w:hyperlink r:id="rId70" w:history="1">
+      <w:hyperlink r:id="rId69" w:history="1">
         <w:r>
           <w:rPr>
             <w:rStyle w:val="Hipervnculo"/>
@@ -19449,7 +19473,7 @@
         </w:rPr>
         <w:t xml:space="preserve">IFEMA Madrid. (2024). Qué es Scrum y cómo funciona esta metodología ágil. </w:t>
       </w:r>
-      <w:hyperlink r:id="rId71" w:history="1">
+      <w:hyperlink r:id="rId70" w:history="1">
         <w:r>
           <w:rPr>
             <w:rStyle w:val="Hipervnculo"/>
@@ -19493,7 +19517,7 @@
         </w:rPr>
         <w:t xml:space="preserve">(2024). ¿Qué es Scrum y cómo funciona en el desarrollo de proyectos? </w:t>
       </w:r>
-      <w:hyperlink r:id="rId72" w:history="1">
+      <w:hyperlink r:id="rId71" w:history="1">
         <w:r>
           <w:rPr>
             <w:rStyle w:val="Hipervnculo"/>
@@ -19533,7 +19557,7 @@
         </w:rPr>
         <w:t xml:space="preserve">Morán, H. (2023). Plagio, universidad y títulos académicos. </w:t>
       </w:r>
-      <w:hyperlink r:id="rId73" w:history="1">
+      <w:hyperlink r:id="rId72" w:history="1">
         <w:r>
           <w:rPr>
             <w:rStyle w:val="Hipervnculo"/>
@@ -19573,7 +19597,7 @@
         </w:rPr>
         <w:t xml:space="preserve">Ortega Salazar, J., &amp; Gutiérrez Laura, M. (2020). Implementación de un sistema informático para automatizar la gestión de ocurrencias [Tesis de licenciatura, Universidad San Ignacio de Loyola]. </w:t>
       </w:r>
-      <w:hyperlink r:id="rId74" w:history="1">
+      <w:hyperlink r:id="rId73" w:history="1">
         <w:r>
           <w:rPr>
             <w:rStyle w:val="Hipervnculo"/>
@@ -19627,7 +19651,7 @@
         </w:rPr>
         <w:t xml:space="preserve"> en personas estudiantes universitarias. (2025). SciELO Costa Rica. </w:t>
       </w:r>
-      <w:hyperlink r:id="rId75" w:history="1">
+      <w:hyperlink r:id="rId74" w:history="1">
         <w:r>
           <w:rPr>
             <w:rStyle w:val="Hipervnculo"/>
@@ -19667,7 +19691,7 @@
         </w:rPr>
         <w:t xml:space="preserve">Quispe, J., &amp; Mamani, S. (2022). Software para la detección automática de similitud en documentos de investigación [Tesis de licenciatura, Universidad Nacional del Altiplano]. </w:t>
       </w:r>
-      <w:hyperlink r:id="rId76" w:history="1">
+      <w:hyperlink r:id="rId75" w:history="1">
         <w:r>
           <w:rPr>
             <w:rStyle w:val="Hipervnculo"/>
@@ -19721,7 +19745,7 @@
         </w:rPr>
         <w:t xml:space="preserve">Registro Nacional de Identificación y Estado Civil. (2024). Acerca de identidad y certificados digitales. </w:t>
       </w:r>
-      <w:hyperlink r:id="rId77" w:history="1">
+      <w:hyperlink r:id="rId76" w:history="1">
         <w:r>
           <w:rPr>
             <w:rStyle w:val="Hipervnculo"/>
@@ -19775,7 +19799,7 @@
         </w:rPr>
         <w:t xml:space="preserve"> y deshonestidad académica. </w:t>
       </w:r>
-      <w:hyperlink r:id="rId78" w:history="1">
+      <w:hyperlink r:id="rId77" w:history="1">
         <w:r>
           <w:rPr>
             <w:rStyle w:val="Hipervnculo"/>
@@ -19815,7 +19839,7 @@
         </w:rPr>
         <w:t xml:space="preserve">Superintendencia Nacional de Educación Superior Universitaria. (2023). III informe bienal sobre la realidad universitaria en el Perú. </w:t>
       </w:r>
-      <w:hyperlink r:id="rId79" w:history="1">
+      <w:hyperlink r:id="rId78" w:history="1">
         <w:r>
           <w:rPr>
             <w:rStyle w:val="Hipervnculo"/>
@@ -19855,7 +19879,7 @@
         </w:rPr>
         <w:t xml:space="preserve">Universidad Católica de Trujillo. (2025). Directiva de uso de software de verificación de originalidad. </w:t>
       </w:r>
-      <w:hyperlink r:id="rId80" w:history="1">
+      <w:hyperlink r:id="rId79" w:history="1">
         <w:r>
           <w:rPr>
             <w:rStyle w:val="Hipervnculo"/>
@@ -19895,7 +19919,7 @@
         </w:rPr>
         <w:t xml:space="preserve">Universidad Nacional del Santa. (2020). Sistema informático de registro y seguimiento de proyectos de tesis [Tesis de licenciatura]. </w:t>
       </w:r>
-      <w:hyperlink r:id="rId81" w:history="1">
+      <w:hyperlink r:id="rId80" w:history="1">
         <w:r>
           <w:rPr>
             <w:rStyle w:val="Hipervnculo"/>
@@ -19935,7 +19959,7 @@
         </w:rPr>
         <w:t xml:space="preserve">Vásquez, C. W., &amp; Carranza, M. (2021). Automatización del proceso para mejorar la gestión y control de proyectos de investigación [Tesis de licenciatura]. </w:t>
       </w:r>
-      <w:hyperlink r:id="rId82" w:history="1">
+      <w:hyperlink r:id="rId81" w:history="1">
         <w:r>
           <w:rPr>
             <w:rStyle w:val="Hipervnculo"/>
@@ -22334,6 +22358,7 @@
   <w:style w:type="character" w:default="1" w:styleId="Fuentedeprrafopredeter">
     <w:name w:val="Default Paragraph Font"/>
     <w:uiPriority w:val="1"/>
+    <w:semiHidden/>
     <w:unhideWhenUsed/>
   </w:style>
   <w:style w:type="table" w:default="1" w:styleId="Tablanormal">
